--- a/templates/关于举办第一届安徽省大学生生物医学工程创新设计大赛的第一轮通知.docx
+++ b/templates/关于举办第一届安徽省大学生生物医学工程创新设计大赛的第一轮通知.docx
@@ -1007,7 +1007,7 @@
     <w:tbl>
       <w:tblPr>
         <w:tblStyle w:val="3"/>
-        <w:tblW w:w="8521" w:type="dxa"/>
+        <w:tblW w:w="9060" w:type="dxa"/>
         <w:jc w:val="center"/>
         <w:tblBorders>
           <w:top w:val="single" w:color="DEE0E3" w:sz="0" w:space="0"/>
@@ -1026,8 +1026,8 @@
         </w:tblCellMar>
       </w:tblPr>
       <w:tblGrid>
-        <w:gridCol w:w="1784"/>
-        <w:gridCol w:w="6737"/>
+        <w:gridCol w:w="1673"/>
+        <w:gridCol w:w="7387"/>
       </w:tblGrid>
       <w:tr>
         <w:tblPrEx>
@@ -1053,7 +1053,7 @@
         </w:trPr>
         <w:tc>
           <w:tcPr>
-            <w:tcW w:w="1784" w:type="dxa"/>
+            <w:tcW w:w="0" w:type="auto"/>
             <w:tcMar>
               <w:top w:w="60" w:type="dxa"/>
               <w:left w:w="120" w:type="dxa"/>
@@ -1077,7 +1077,7 @@
               <w:bidi w:val="0"/>
               <w:adjustRightInd/>
               <w:snapToGrid w:val="0"/>
-              <w:spacing w:before="120" w:after="120" w:line="580" w:lineRule="exact"/>
+              <w:spacing w:before="120" w:after="120" w:line="240" w:lineRule="auto"/>
               <w:ind w:left="0" w:leftChars="0" w:right="0" w:rightChars="0" w:firstLine="0" w:firstLineChars="0"/>
               <w:jc w:val="center"/>
               <w:textAlignment w:val="auto"/>
@@ -1103,7 +1103,7 @@
         </w:tc>
         <w:tc>
           <w:tcPr>
-            <w:tcW w:w="6737" w:type="dxa"/>
+            <w:tcW w:w="7387" w:type="dxa"/>
             <w:tcMar>
               <w:top w:w="60" w:type="dxa"/>
               <w:left w:w="120" w:type="dxa"/>
@@ -1127,7 +1127,7 @@
               <w:bidi w:val="0"/>
               <w:adjustRightInd/>
               <w:snapToGrid w:val="0"/>
-              <w:spacing w:before="120" w:after="120" w:line="580" w:lineRule="exact"/>
+              <w:spacing w:before="120" w:after="120" w:line="240" w:lineRule="auto"/>
               <w:ind w:left="0" w:leftChars="0" w:right="0" w:rightChars="0" w:firstLine="0" w:firstLineChars="0"/>
               <w:jc w:val="center"/>
               <w:textAlignment w:val="auto"/>
@@ -1175,7 +1175,7 @@
         </w:trPr>
         <w:tc>
           <w:tcPr>
-            <w:tcW w:w="1784" w:type="dxa"/>
+            <w:tcW w:w="0" w:type="auto"/>
             <w:tcMar>
               <w:top w:w="60" w:type="dxa"/>
               <w:left w:w="120" w:type="dxa"/>
@@ -1199,7 +1199,7 @@
               <w:bidi w:val="0"/>
               <w:adjustRightInd/>
               <w:snapToGrid w:val="0"/>
-              <w:spacing w:before="120" w:after="120" w:line="580" w:lineRule="exact"/>
+              <w:spacing w:before="120" w:after="120" w:line="240" w:lineRule="auto"/>
               <w:ind w:left="0" w:leftChars="0" w:right="0" w:rightChars="0" w:firstLine="0" w:firstLineChars="0"/>
               <w:jc w:val="center"/>
               <w:textAlignment w:val="auto"/>
@@ -1223,7 +1223,7 @@
         </w:tc>
         <w:tc>
           <w:tcPr>
-            <w:tcW w:w="6737" w:type="dxa"/>
+            <w:tcW w:w="7387" w:type="dxa"/>
             <w:tcMar>
               <w:top w:w="60" w:type="dxa"/>
               <w:left w:w="120" w:type="dxa"/>
@@ -1247,7 +1247,7 @@
               <w:bidi w:val="0"/>
               <w:adjustRightInd/>
               <w:snapToGrid w:val="0"/>
-              <w:spacing w:before="120" w:after="120" w:line="580" w:lineRule="exact"/>
+              <w:spacing w:before="120" w:after="120" w:line="240" w:lineRule="auto"/>
               <w:ind w:left="0" w:leftChars="0" w:right="0" w:rightChars="0" w:firstLine="0" w:firstLineChars="0"/>
               <w:jc w:val="center"/>
               <w:textAlignment w:val="auto"/>
@@ -1269,7 +1269,7 @@
             </w:r>
             <w:r>
               <w:rPr>
-                <w:rFonts w:hint="eastAsia" w:ascii="Times New Roman" w:hAnsi="Times New Roman" w:eastAsia="仿宋" w:cs="Times New Roman"/>
+                <w:rFonts w:hint="eastAsia" w:ascii="仿宋" w:hAnsi="Times New Roman" w:eastAsia="仿宋" w:cs="Times New Roman"/>
                 <w:spacing w:val="11"/>
                 <w:sz w:val="32"/>
                 <w:szCs w:val="32"/>
@@ -1312,7 +1312,7 @@
         </w:trPr>
         <w:tc>
           <w:tcPr>
-            <w:tcW w:w="1784" w:type="dxa"/>
+            <w:tcW w:w="0" w:type="auto"/>
             <w:tcMar>
               <w:top w:w="60" w:type="dxa"/>
               <w:left w:w="120" w:type="dxa"/>
@@ -1336,7 +1336,7 @@
               <w:bidi w:val="0"/>
               <w:adjustRightInd/>
               <w:snapToGrid w:val="0"/>
-              <w:spacing w:before="120" w:after="120" w:line="580" w:lineRule="exact"/>
+              <w:spacing w:before="120" w:after="120" w:line="240" w:lineRule="auto"/>
               <w:ind w:left="0" w:leftChars="0" w:right="0" w:rightChars="0" w:firstLine="0" w:firstLineChars="0"/>
               <w:jc w:val="center"/>
               <w:textAlignment w:val="auto"/>
@@ -1360,7 +1360,7 @@
         </w:tc>
         <w:tc>
           <w:tcPr>
-            <w:tcW w:w="6737" w:type="dxa"/>
+            <w:tcW w:w="7387" w:type="dxa"/>
             <w:tcMar>
               <w:top w:w="60" w:type="dxa"/>
               <w:left w:w="120" w:type="dxa"/>
@@ -1384,7 +1384,7 @@
               <w:bidi w:val="0"/>
               <w:adjustRightInd/>
               <w:snapToGrid w:val="0"/>
-              <w:spacing w:before="120" w:after="120" w:line="580" w:lineRule="exact"/>
+              <w:spacing w:before="120" w:after="120" w:line="240" w:lineRule="auto"/>
               <w:ind w:left="0" w:leftChars="0" w:right="0" w:rightChars="0" w:firstLine="0" w:firstLineChars="0"/>
               <w:jc w:val="center"/>
               <w:textAlignment w:val="auto"/>
@@ -1406,7 +1406,7 @@
             </w:r>
             <w:r>
               <w:rPr>
-                <w:rFonts w:hint="eastAsia" w:ascii="Times New Roman" w:hAnsi="Times New Roman" w:eastAsia="仿宋" w:cs="Times New Roman"/>
+                <w:rFonts w:hint="eastAsia" w:ascii="仿宋" w:hAnsi="Times New Roman" w:eastAsia="仿宋" w:cs="Times New Roman"/>
                 <w:spacing w:val="11"/>
                 <w:sz w:val="32"/>
                 <w:szCs w:val="32"/>
@@ -1449,7 +1449,7 @@
         </w:trPr>
         <w:tc>
           <w:tcPr>
-            <w:tcW w:w="1784" w:type="dxa"/>
+            <w:tcW w:w="0" w:type="auto"/>
             <w:tcMar>
               <w:top w:w="60" w:type="dxa"/>
               <w:left w:w="120" w:type="dxa"/>
@@ -1473,7 +1473,7 @@
               <w:bidi w:val="0"/>
               <w:adjustRightInd/>
               <w:snapToGrid w:val="0"/>
-              <w:spacing w:before="120" w:after="120" w:line="580" w:lineRule="exact"/>
+              <w:spacing w:before="120" w:after="120" w:line="240" w:lineRule="auto"/>
               <w:ind w:left="0" w:leftChars="0" w:right="0" w:rightChars="0" w:firstLine="0" w:firstLineChars="0"/>
               <w:jc w:val="center"/>
               <w:textAlignment w:val="auto"/>
@@ -1497,7 +1497,7 @@
         </w:tc>
         <w:tc>
           <w:tcPr>
-            <w:tcW w:w="6737" w:type="dxa"/>
+            <w:tcW w:w="7387" w:type="dxa"/>
             <w:tcMar>
               <w:top w:w="60" w:type="dxa"/>
               <w:left w:w="120" w:type="dxa"/>
@@ -1521,7 +1521,7 @@
               <w:bidi w:val="0"/>
               <w:adjustRightInd/>
               <w:snapToGrid w:val="0"/>
-              <w:spacing w:before="120" w:after="120" w:line="580" w:lineRule="exact"/>
+              <w:spacing w:before="120" w:after="120" w:line="240" w:lineRule="auto"/>
               <w:ind w:left="0" w:leftChars="0" w:right="0" w:rightChars="0" w:firstLine="0" w:firstLineChars="0"/>
               <w:jc w:val="center"/>
               <w:textAlignment w:val="auto"/>
@@ -1543,7 +1543,7 @@
             </w:r>
             <w:r>
               <w:rPr>
-                <w:rFonts w:hint="eastAsia" w:ascii="Times New Roman" w:hAnsi="Times New Roman" w:eastAsia="仿宋" w:cs="Times New Roman"/>
+                <w:rFonts w:hint="eastAsia" w:ascii="仿宋" w:hAnsi="Times New Roman" w:eastAsia="仿宋" w:cs="Times New Roman"/>
                 <w:spacing w:val="11"/>
                 <w:sz w:val="32"/>
                 <w:szCs w:val="32"/>
@@ -1586,7 +1586,7 @@
         </w:trPr>
         <w:tc>
           <w:tcPr>
-            <w:tcW w:w="1784" w:type="dxa"/>
+            <w:tcW w:w="1673" w:type="dxa"/>
             <w:tcMar>
               <w:top w:w="60" w:type="dxa"/>
               <w:left w:w="120" w:type="dxa"/>
@@ -1610,7 +1610,7 @@
               <w:bidi w:val="0"/>
               <w:adjustRightInd/>
               <w:snapToGrid w:val="0"/>
-              <w:spacing w:before="120" w:after="120" w:line="580" w:lineRule="exact"/>
+              <w:spacing w:before="120" w:after="120" w:line="240" w:lineRule="auto"/>
               <w:ind w:left="0" w:leftChars="0" w:right="0" w:rightChars="0" w:firstLine="0" w:firstLineChars="0"/>
               <w:jc w:val="center"/>
               <w:textAlignment w:val="auto"/>
@@ -1634,7 +1634,7 @@
         </w:tc>
         <w:tc>
           <w:tcPr>
-            <w:tcW w:w="6737" w:type="dxa"/>
+            <w:tcW w:w="7387" w:type="dxa"/>
             <w:tcMar>
               <w:top w:w="60" w:type="dxa"/>
               <w:left w:w="120" w:type="dxa"/>
@@ -1658,7 +1658,7 @@
               <w:bidi w:val="0"/>
               <w:adjustRightInd/>
               <w:snapToGrid w:val="0"/>
-              <w:spacing w:before="120" w:after="120" w:line="580" w:lineRule="exact"/>
+              <w:spacing w:before="120" w:after="120" w:line="240" w:lineRule="auto"/>
               <w:ind w:left="0" w:leftChars="0" w:right="0" w:rightChars="0" w:firstLine="0" w:firstLineChars="0"/>
               <w:jc w:val="center"/>
               <w:textAlignment w:val="auto"/>
@@ -1680,7 +1680,7 @@
             </w:r>
             <w:r>
               <w:rPr>
-                <w:rFonts w:hint="eastAsia" w:ascii="Times New Roman" w:hAnsi="Times New Roman" w:eastAsia="仿宋" w:cs="Times New Roman"/>
+                <w:rFonts w:hint="eastAsia" w:ascii="仿宋" w:hAnsi="Times New Roman" w:eastAsia="仿宋" w:cs="Times New Roman"/>
                 <w:spacing w:val="11"/>
                 <w:sz w:val="32"/>
                 <w:szCs w:val="32"/>
@@ -1855,51 +1855,13 @@
       <w:r>
         <w:rPr>
           <w:rFonts w:hint="eastAsia" w:ascii="仿宋" w:hAnsi="仿宋" w:eastAsia="仿宋" w:cs="仿宋"/>
-          <w:spacing w:val="11"/>
-          <w:sz w:val="32"/>
-          <w:szCs w:val="32"/>
-        </w:rPr>
-        <w:fldChar w:fldCharType="begin"/>
-      </w:r>
-      <w:r>
-        <w:rPr>
-          <w:rFonts w:hint="eastAsia" w:ascii="仿宋" w:hAnsi="仿宋" w:eastAsia="仿宋" w:cs="仿宋"/>
-          <w:spacing w:val="11"/>
-          <w:sz w:val="32"/>
-          <w:szCs w:val="32"/>
-        </w:rPr>
-        <w:instrText xml:space="preserve"> HYPERLINK "http://xxx.xxx.xxx" \h </w:instrText>
-      </w:r>
-      <w:r>
-        <w:rPr>
-          <w:rFonts w:hint="eastAsia" w:ascii="仿宋" w:hAnsi="仿宋" w:eastAsia="仿宋" w:cs="仿宋"/>
-          <w:spacing w:val="11"/>
-          <w:sz w:val="32"/>
-          <w:szCs w:val="32"/>
-        </w:rPr>
-        <w:fldChar w:fldCharType="separate"/>
-      </w:r>
-      <w:r>
-        <w:rPr>
-          <w:rFonts w:hint="eastAsia" w:ascii="仿宋" w:hAnsi="仿宋" w:eastAsia="仿宋" w:cs="仿宋"/>
-          <w:b/>
-          <w:color w:val="3370FF"/>
-          <w:spacing w:val="11"/>
-          <w:sz w:val="32"/>
-          <w:szCs w:val="32"/>
-        </w:rPr>
-        <w:t>http://xxx.xxx.xxx</w:t>
-      </w:r>
-      <w:r>
-        <w:rPr>
-          <w:rFonts w:hint="eastAsia" w:ascii="仿宋" w:hAnsi="仿宋" w:eastAsia="仿宋" w:cs="仿宋"/>
-          <w:b/>
-          <w:color w:val="3370FF"/>
-          <w:spacing w:val="11"/>
-          <w:sz w:val="32"/>
-          <w:szCs w:val="32"/>
-        </w:rPr>
-        <w:fldChar w:fldCharType="end"/>
+          <w:b/>
+          <w:spacing w:val="11"/>
+          <w:sz w:val="32"/>
+          <w:szCs w:val="32"/>
+          <w:lang w:val="en-US" w:eastAsia="zh-CN"/>
+        </w:rPr>
+        <w:t>待调试完毕发布链接</w:t>
       </w:r>
       <w:r>
         <w:rPr>
@@ -1958,7 +1920,7 @@
           <w:sz w:val="32"/>
           <w:szCs w:val="32"/>
         </w:rPr>
-        <w:t>（一）报名阶段（即日起-</w:t>
+        <w:t>（一）报名阶段（</w:t>
       </w:r>
       <w:r>
         <w:rPr>
@@ -1985,38 +1947,15 @@
       </w:r>
       <w:r>
         <w:rPr>
-          <w:rFonts w:hint="eastAsia" w:ascii="Times New Roman" w:hAnsi="Times New Roman" w:eastAsia="仿宋" w:cs="Times New Roman"/>
-          <w:b w:val="0"/>
-          <w:bCs/>
-          <w:spacing w:val="11"/>
-          <w:sz w:val="32"/>
-          <w:szCs w:val="32"/>
-          <w:lang w:val="en-US" w:eastAsia="zh-CN"/>
-        </w:rPr>
-        <w:t>3</w:t>
-      </w:r>
-      <w:r>
-        <w:rPr>
           <w:rFonts w:hint="eastAsia" w:ascii="方正楷体_GB2312" w:hAnsi="方正楷体_GB2312" w:eastAsia="方正楷体_GB2312" w:cs="方正楷体_GB2312"/>
           <w:b w:val="0"/>
           <w:bCs/>
           <w:spacing w:val="11"/>
           <w:sz w:val="32"/>
           <w:szCs w:val="32"/>
-        </w:rPr>
-        <w:t>月</w:t>
-      </w:r>
-      <w:r>
-        <w:rPr>
-          <w:rFonts w:hint="eastAsia" w:ascii="Times New Roman" w:hAnsi="Times New Roman" w:eastAsia="仿宋" w:cs="Times New Roman"/>
-          <w:b w:val="0"/>
-          <w:bCs/>
-          <w:spacing w:val="11"/>
-          <w:sz w:val="32"/>
-          <w:szCs w:val="32"/>
-          <w:lang w:val="en-US" w:eastAsia="zh-CN"/>
-        </w:rPr>
-        <w:t>20</w:t>
+          <w:lang w:val="en-US" w:eastAsia="zh-CN"/>
+        </w:rPr>
+        <w:t>3月20日</w:t>
       </w:r>
       <w:r>
         <w:rPr>
@@ -2027,7 +1966,19 @@
           <w:sz w:val="32"/>
           <w:szCs w:val="32"/>
         </w:rPr>
-        <w:t>日</w:t>
+        <w:t>-</w:t>
+      </w:r>
+      <w:r>
+        <w:rPr>
+          <w:rFonts w:hint="eastAsia" w:ascii="方正楷体_GB2312" w:hAnsi="方正楷体_GB2312" w:eastAsia="方正楷体_GB2312" w:cs="方正楷体_GB2312"/>
+          <w:b w:val="0"/>
+          <w:bCs/>
+          <w:spacing w:val="11"/>
+          <w:sz w:val="32"/>
+          <w:szCs w:val="32"/>
+          <w:lang w:val="en-US" w:eastAsia="zh-CN"/>
+        </w:rPr>
+        <w:t>4月1日</w:t>
       </w:r>
       <w:r>
         <w:rPr>
@@ -2229,8 +2180,10 @@
           <w:szCs w:val="32"/>
           <w:lang w:val="en-US" w:eastAsia="zh-CN"/>
         </w:rPr>
-        <w:t>作品提交</w:t>
-      </w:r>
+        <w:t>作品提交栏</w:t>
+      </w:r>
+      <w:bookmarkStart w:id="18" w:name="_GoBack"/>
+      <w:bookmarkEnd w:id="18"/>
       <w:r>
         <w:rPr>
           <w:rFonts w:hint="eastAsia" w:ascii="仿宋" w:hAnsi="仿宋" w:eastAsia="仿宋" w:cs="仿宋"/>
@@ -2435,7 +2388,53 @@
           <w:sz w:val="32"/>
           <w:szCs w:val="32"/>
         </w:rPr>
-        <w:t>2026年3月20日-5月1日24:00</w:t>
+        <w:t>2026年</w:t>
+      </w:r>
+      <w:r>
+        <w:rPr>
+          <w:rFonts w:hint="eastAsia" w:ascii="Times New Roman" w:hAnsi="Times New Roman" w:eastAsia="方正楷体_GB2312" w:cs="Times New Roman"/>
+          <w:b w:val="0"/>
+          <w:bCs/>
+          <w:spacing w:val="11"/>
+          <w:sz w:val="32"/>
+          <w:szCs w:val="32"/>
+          <w:lang w:val="en-US" w:eastAsia="zh-CN"/>
+        </w:rPr>
+        <w:t>4</w:t>
+      </w:r>
+      <w:r>
+        <w:rPr>
+          <w:rFonts w:hint="default" w:ascii="Times New Roman" w:hAnsi="Times New Roman" w:eastAsia="方正楷体_GB2312" w:cs="Times New Roman"/>
+          <w:b w:val="0"/>
+          <w:bCs/>
+          <w:spacing w:val="11"/>
+          <w:sz w:val="32"/>
+          <w:szCs w:val="32"/>
+        </w:rPr>
+        <w:t>月</w:t>
+      </w:r>
+      <w:r>
+        <w:rPr>
+          <w:rFonts w:hint="eastAsia" w:ascii="Times New Roman" w:hAnsi="Times New Roman" w:eastAsia="方正楷体_GB2312" w:cs="Times New Roman"/>
+          <w:b w:val="0"/>
+          <w:bCs/>
+          <w:spacing w:val="11"/>
+          <w:sz w:val="32"/>
+          <w:szCs w:val="32"/>
+          <w:lang w:val="en-US" w:eastAsia="zh-CN"/>
+        </w:rPr>
+        <w:t>1</w:t>
+      </w:r>
+      <w:r>
+        <w:rPr>
+          <w:rFonts w:hint="default" w:ascii="Times New Roman" w:hAnsi="Times New Roman" w:eastAsia="方正楷体_GB2312" w:cs="Times New Roman"/>
+          <w:b w:val="0"/>
+          <w:bCs/>
+          <w:spacing w:val="11"/>
+          <w:sz w:val="32"/>
+          <w:szCs w:val="32"/>
+        </w:rPr>
+        <w:t>日-5月1日24:00</w:t>
       </w:r>
       <w:r>
         <w:rPr>
@@ -2617,8 +2616,6 @@
         </w:rPr>
         <w:t>(放在word文档中提交)</w:t>
       </w:r>
-      <w:bookmarkStart w:id="18" w:name="_GoBack"/>
-      <w:bookmarkEnd w:id="18"/>
       <w:r>
         <w:rPr>
           <w:rFonts w:hint="eastAsia" w:ascii="仿宋" w:hAnsi="仿宋" w:eastAsia="仿宋" w:cs="仿宋"/>
@@ -3726,7 +3723,26 @@
           <w:sz w:val="32"/>
           <w:szCs w:val="32"/>
         </w:rPr>
-        <w:t>赛事官方QQ群：XXXXXXX（</w:t>
+        <w:t>赛事官方QQ群：</w:t>
+      </w:r>
+      <w:r>
+        <w:rPr>
+          <w:rFonts w:hint="eastAsia" w:ascii="仿宋" w:hAnsi="仿宋" w:eastAsia="仿宋" w:cs="仿宋"/>
+          <w:spacing w:val="11"/>
+          <w:sz w:val="32"/>
+          <w:szCs w:val="32"/>
+          <w:lang w:val="en-US" w:eastAsia="zh-CN"/>
+        </w:rPr>
+        <w:t>855422954</w:t>
+      </w:r>
+      <w:r>
+        <w:rPr>
+          <w:rFonts w:hint="eastAsia" w:ascii="仿宋" w:hAnsi="仿宋" w:eastAsia="仿宋" w:cs="仿宋"/>
+          <w:spacing w:val="11"/>
+          <w:sz w:val="32"/>
+          <w:szCs w:val="32"/>
+        </w:rPr>
+        <w:t>（</w:t>
       </w:r>
       <w:r>
         <w:rPr>
@@ -3823,46 +3839,9 @@
           <w:spacing w:val="11"/>
           <w:sz w:val="32"/>
           <w:szCs w:val="32"/>
-        </w:rPr>
-        <w:fldChar w:fldCharType="begin"/>
-      </w:r>
-      <w:r>
-        <w:rPr>
-          <w:rFonts w:hint="eastAsia" w:ascii="仿宋" w:hAnsi="仿宋" w:eastAsia="仿宋" w:cs="仿宋"/>
-          <w:spacing w:val="11"/>
-          <w:sz w:val="32"/>
-          <w:szCs w:val="32"/>
-        </w:rPr>
-        <w:instrText xml:space="preserve"> HYPERLINK "http://xxx.xxx.xxx" \h </w:instrText>
-      </w:r>
-      <w:r>
-        <w:rPr>
-          <w:rFonts w:hint="eastAsia" w:ascii="仿宋" w:hAnsi="仿宋" w:eastAsia="仿宋" w:cs="仿宋"/>
-          <w:spacing w:val="11"/>
-          <w:sz w:val="32"/>
-          <w:szCs w:val="32"/>
-        </w:rPr>
-        <w:fldChar w:fldCharType="separate"/>
-      </w:r>
-      <w:r>
-        <w:rPr>
-          <w:rFonts w:hint="eastAsia" w:ascii="仿宋" w:hAnsi="仿宋" w:eastAsia="仿宋" w:cs="仿宋"/>
-          <w:color w:val="3370FF"/>
-          <w:spacing w:val="11"/>
-          <w:sz w:val="32"/>
-          <w:szCs w:val="32"/>
-        </w:rPr>
-        <w:t>http://xxx.xxx.xxx</w:t>
-      </w:r>
-      <w:r>
-        <w:rPr>
-          <w:rFonts w:hint="eastAsia" w:ascii="仿宋" w:hAnsi="仿宋" w:eastAsia="仿宋" w:cs="仿宋"/>
-          <w:color w:val="3370FF"/>
-          <w:spacing w:val="11"/>
-          <w:sz w:val="32"/>
-          <w:szCs w:val="32"/>
-        </w:rPr>
-        <w:fldChar w:fldCharType="end"/>
+          <w:lang w:val="en-US" w:eastAsia="zh-CN"/>
+        </w:rPr>
+        <w:t>网页待调试稳定后发布</w:t>
       </w:r>
       <w:r>
         <w:rPr>
@@ -4203,7 +4182,7 @@
           <w:szCs w:val="32"/>
           <w:lang w:val="en-US" w:eastAsia="zh-CN"/>
         </w:rPr>
-        <w:t>2</w:t>
+        <w:t>3</w:t>
       </w:r>
       <w:r>
         <w:rPr>
@@ -4222,7 +4201,7 @@
           <w:szCs w:val="32"/>
           <w:lang w:val="en-US" w:eastAsia="zh-CN"/>
         </w:rPr>
-        <w:t>26</w:t>
+        <w:t>5</w:t>
       </w:r>
       <w:r>
         <w:rPr>
